--- a/paper/Strategic_Evasion_Model.docx
+++ b/paper/Strategic_Evasion_Model.docx
@@ -170,7 +170,7 @@
         <w:t xml:space="preserve"> </w:t>
       </w:r>
       <w:r>
-        <w:t xml:space="preserve">If d is differentiable and decreasing, the optimal effort e* satisfies m·|d′(e</w:t>
+        <w:t xml:space="preserve">If d is differentiable, decreasing, and convex (as the measured curve is), the optimal effort e* satisfies m·|d′(e</w:t>
       </w:r>
       <w:r>
         <w:rPr>
